--- a/presentations/results_2026-10-22/interphaise_submission_2026-10-22.docx
+++ b/presentations/results_2026-10-22/interphaise_submission_2026-10-22.docx
@@ -126,7 +126,7 @@
         <w:rPr>
           <w:sz w:val="22"/>
         </w:rPr>
-        <w:t>, trained on r²SCAN, supplied energies through ASE/UPET for six interfaces. With LiNbF6 as reference, Haiku chose LiTaF6 and LiCaAlF6 and forecast adhesion before their calculations. Both LiTaF6 forecasts held; both LiCaAlF6 forecasts missed. The electrolyte was correctly predicted as the weaker contact, with relaxed adhesion estimates of 1.63, 1.58 and 0.74 J/m², respectively. Choice order did not change, so this pilot demonstrates testable scientific predictions, not an adaptive-search advantage.</w:t>
+        <w:t>, trained on r²SCAN, supplied energies through ASE/UPET for six interfaces. With LiNbF6 as reference, Haiku chose LiTaF6 and LiCaAlF6 and forecast adhesion before their calculations. Both LiTaF6 forecasts held; both LiCaAlF6 forecasts missed. The electrolyte was correctly predicted as the weaker contact, with relaxed adhesion estimates of 1.63, 1.58 and 0.74 J/m² for LiNbF₆, LiTaF₆ and LiCaAlF₆, respectively. Choice order did not change, so this pilot demonstrates testable scientific predictions, not an adaptive-search advantage.</w:t>
       </w:r>
     </w:p>
     <w:p>
